--- a/docs/6k/diploma/Аннотация.docx
+++ b/docs/6k/diploma/Аннотация.docx
@@ -26,9 +26,12 @@
     <w:p>
       <w:pPr>
         <w:pStyle w:val="a3"/>
-        <w:spacing w:line="360" w:lineRule="auto"/>
+        <w:spacing w:line="276" w:lineRule="auto"/>
         <w:ind w:left="112" w:right="103" w:firstLine="708"/>
         <w:jc w:val="both"/>
+        <w:rPr>
+          <w:lang w:val="en-US"/>
+        </w:rPr>
       </w:pPr>
       <w:r>
         <w:t>Отчет</w:t>
@@ -175,18 +178,19 @@
     <w:p>
       <w:pPr>
         <w:pStyle w:val="a3"/>
+        <w:spacing w:line="276" w:lineRule="auto"/>
       </w:pPr>
     </w:p>
     <w:p>
       <w:pPr>
         <w:pStyle w:val="a3"/>
-        <w:spacing w:before="238"/>
+        <w:spacing w:before="238" w:line="276" w:lineRule="auto"/>
       </w:pPr>
     </w:p>
     <w:p>
       <w:pPr>
         <w:pStyle w:val="a3"/>
-        <w:spacing w:line="360" w:lineRule="auto"/>
+        <w:spacing w:line="276" w:lineRule="auto"/>
         <w:ind w:left="112" w:right="102" w:firstLine="708"/>
         <w:jc w:val="both"/>
       </w:pPr>
@@ -381,7 +385,7 @@
     <w:p>
       <w:pPr>
         <w:pStyle w:val="a3"/>
-        <w:spacing w:line="360" w:lineRule="auto"/>
+        <w:spacing w:line="276" w:lineRule="auto"/>
         <w:ind w:left="112" w:firstLine="708"/>
         <w:rPr>
           <w:lang w:val="en-US"/>
@@ -628,6 +632,7 @@
     <w:p>
       <w:pPr>
         <w:pStyle w:val="a3"/>
+        <w:spacing w:line="276" w:lineRule="auto"/>
         <w:rPr>
           <w:lang w:val="en-US"/>
         </w:rPr>
@@ -636,7 +641,7 @@
     <w:p>
       <w:pPr>
         <w:pStyle w:val="a3"/>
-        <w:spacing w:before="241"/>
+        <w:spacing w:before="241" w:line="276" w:lineRule="auto"/>
         <w:rPr>
           <w:lang w:val="en-US"/>
         </w:rPr>
@@ -645,7 +650,7 @@
     <w:p>
       <w:pPr>
         <w:pStyle w:val="a3"/>
-        <w:spacing w:line="360" w:lineRule="auto"/>
+        <w:spacing w:line="276" w:lineRule="auto"/>
         <w:ind w:left="113" w:right="102" w:firstLine="709"/>
         <w:rPr>
           <w:lang w:val="en-US"/>
